--- a/小論文添削（ショー）/添削結果/石川陽太/20261017_石川陽太_国士舘大学_文学部_R8_AO3_敬語と思いやり.docx
+++ b/小論文添削（ショー）/添削結果/石川陽太/20261017_石川陽太_国士舘大学_文学部_R8_AO3_敬語と思いやり.docx
@@ -145,7 +145,7 @@
                 <w:color w:val="23301F"/>
                 <w:sz w:val="20"/>
               </w:rPr>
-              <w:t>国士舘大学 文学部 教育学科 総合型選抜（R8 AOⅢ期 過去問・1/11）</w:t>
+              <w:t>国士舘大学 文学部 教育学科 総合型選抜 令和8年度 Ⅲ期（1月31日）</w:t>
             </w:r>
           </w:p>
         </w:tc>
@@ -191,7 +191,7 @@
                 <w:color w:val="23301F"/>
                 <w:sz w:val="20"/>
               </w:rPr>
-              <w:t>言葉遣い・敬語と思いやり</w:t>
+              <w:t>言葉遣い・敬語と思いやり　／　マヤ・バーダマン『英語の気配り』</w:t>
             </w:r>
           </w:p>
         </w:tc>
@@ -237,7 +237,7 @@
                 <w:color w:val="23301F"/>
                 <w:sz w:val="20"/>
               </w:rPr>
-              <w:t>（推定）課題文の筆者の主張を要約し、言葉遣いや敬語と相手を思いやる気持ちについて、あなたの考えを述べなさい。</w:t>
+              <w:t>筆者が何を感じ、何に気づいたかについて述べた上で、その解釈に対するあなた自身の考えとそう考える理由を合計600字で論じなさい。</w:t>
             </w:r>
           </w:p>
         </w:tc>
@@ -501,7 +501,7 @@
                 <w:color w:val="23301F"/>
                 <w:sz w:val="19"/>
               </w:rPr>
-              <w:t>筆者の主張に「一部賛成・一部反対」と立場を分けて示せているのは良い。反対の理由が「人間として見られない」と極端になっている。</w:t>
+              <w:t>設問の「筆者が何を感じ、何に気づいたか」に沿って書き出せている。立場も「一部賛成・一部反対」と分けて示せている。ただし筆者も「丁寧な言葉や敬語は大切」「初対面では注意が必要」と書いており、どこが筆者と違うのかがはっきりしない。</w:t>
             </w:r>
           </w:p>
         </w:tc>
@@ -805,7 +805,7 @@
           <w:color w:val="23301F"/>
           <w:sz w:val="21"/>
         </w:rPr>
-        <w:t>【前提】設問文と字数は未確認のため、字数は解説サイトの「600字程度」を想定し、設問は答案から推定した。答案はページの途中で切れており、後半は未確認。書かれている部分だけで評価した（字数の評価は暫定）。筆者の主張に対して「敬語が大切な点は賛成、気持ちが何より大切な点は反対」と立場を分けて示した点は、よく考えている証拠で良い。ただし反対の理由が「人間として見られない」と言い過ぎになっている。「言葉を通してしか気持ちは伝わらない」のように理由を落ち着いた形で示し、表現の重複や誤字を直せば、説得力のある答案になる。</w:t>
+        <w:t>【前提】設問文と字数（600字）は大学公式の過去問で確認した。答案はページの途中で切れており、後半は未確認。書かれている部分だけで評価した（字数の評価は暫定）。筆者の主張に対して「敬語が大切な点は賛成、気持ちが何より大切な点は反対」と立場を分けて示した点は、よく考えている証拠で良い。ただし反対の理由が「人間として見られない」と言い過ぎになっている。「言葉を通してしか気持ちは伝わらない」のように理由を落ち着いた形で示し、表現の重複や誤字を直せば、説得力のある答案になる。</w:t>
       </w:r>
     </w:p>
     <w:p>
@@ -999,7 +999,7 @@
           <w:color w:val="17321A"/>
           <w:sz w:val="21"/>
         </w:rPr>
-        <w:t>2. 要約の重複表現を直す</w:t>
+        <w:t>2. 「感じた・気づいた」を筆者を主語にして書く</w:t>
       </w:r>
     </w:p>
     <w:p>
@@ -1047,7 +1047,7 @@
           <w:color w:val="23301F"/>
           <w:sz w:val="21"/>
         </w:rPr>
-        <w:t>「筆者は〜に違和感を覚えたと述べている」と、筆者の主張として書く。「覚えた」と「感じた」は意味が重なっている。</w:t>
+        <w:t>設問の「何を感じ、何に気づいたか」に合わせた書き出しは良い。ただ「覚えたことを感じた」は重複している。「筆者は、〜というメッセージに違和感を覚えた。そして、〜が何より大切だと気づいた」と、筆者を主語にして書く。</w:t>
       </w:r>
     </w:p>
     <w:p>
@@ -1123,7 +1123,45 @@
           <w:color w:val="17321A"/>
           <w:sz w:val="21"/>
         </w:rPr>
-        <w:t>4. 教員としての視点で締める</w:t>
+        <w:t>4. 筆者との違いをはっきりさせる</w:t>
+      </w:r>
+    </w:p>
+    <w:p>
+      <w:pPr>
+        <w:spacing w:after="40" w:before="0" w:line="300" w:lineRule="auto"/>
+        <w:ind w:left="283"/>
+      </w:pPr>
+      <w:r>
+        <w:rPr>
+          <w:rFonts w:ascii="游ゴシック" w:hAnsi="游ゴシック" w:eastAsia="游ゴシック"/>
+          <w:b/>
+          <w:color w:val="D9782D"/>
+          <w:sz w:val="21"/>
+        </w:rPr>
+        <w:t xml:space="preserve">→ </w:t>
+      </w:r>
+      <w:r>
+        <w:rPr>
+          <w:rFonts w:ascii="游ゴシック" w:hAnsi="游ゴシック" w:eastAsia="游ゴシック"/>
+          <w:b w:val="0"/>
+          <w:color w:val="23301F"/>
+          <w:sz w:val="21"/>
+        </w:rPr>
+        <w:t>筆者も敬語の大切さや初対面での注意は認めている。あなたが反対しているのは「気持ちが何よりも大切」という順位づけの部分であることを、「言葉遣いと気持ちは同じくらい大切だ」のように一文で明確にする。</w:t>
+      </w:r>
+    </w:p>
+    <w:p>
+      <w:pPr>
+        <w:spacing w:after="20" w:before="60" w:line="300" w:lineRule="auto"/>
+      </w:pPr>
+      <w:r>
+        <w:rPr>
+          <w:rFonts w:ascii="游ゴシック" w:hAnsi="游ゴシック" w:eastAsia="游ゴシック"/>
+          <w:b/>
+          <w:color w:val="17321A"/>
+          <w:sz w:val="21"/>
+        </w:rPr>
+        <w:t>5. 教員としての視点で締める</w:t>
       </w:r>
     </w:p>
     <w:p>
@@ -1537,7 +1575,7 @@
                 <w:color w:val="2C5F2D"/>
                 <w:sz w:val="19"/>
               </w:rPr>
-              <w:t>違和感を覚えたと述べている。</w:t>
+              <w:t>（筆者は〜というメッセージに）違和感を覚えた。</w:t>
             </w:r>
           </w:p>
         </w:tc>
@@ -1558,7 +1596,7 @@
                 <w:color w:val="23301F"/>
                 <w:sz w:val="18"/>
               </w:rPr>
-              <w:t>重複表現。要約は筆者を主語に</w:t>
+              <w:t>「覚えた」と「感じた」の重複。筆者を主語にする</w:t>
             </w:r>
           </w:p>
         </w:tc>
@@ -1602,7 +1640,7 @@
                 <w:color w:val="2C5F2D"/>
                 <w:sz w:val="19"/>
               </w:rPr>
-              <w:t>持っているかどうかだと主張している。</w:t>
+              <w:t>持っているかどうかだと気づいた。</w:t>
             </w:r>
           </w:p>
         </w:tc>
@@ -1623,7 +1661,7 @@
                 <w:color w:val="23301F"/>
                 <w:sz w:val="18"/>
               </w:rPr>
-              <w:t>要約では筆者の主張として書く</w:t>
+              <w:t>「〜かどうかに気づいた」より、気づいた内容をはっきり示す</w:t>
             </w:r>
           </w:p>
         </w:tc>
@@ -2214,7 +2252,7 @@
           <w:color w:val="2C5F2D"/>
           <w:sz w:val="26"/>
         </w:rPr>
-        <w:t>書き直し例（547字）</w:t>
+        <w:t>書き直し例（543字）</w:t>
       </w:r>
     </w:p>
     <w:p>
@@ -2290,7 +2328,7 @@
                 <w:color w:val="2C5F2D"/>
                 <w:sz w:val="19"/>
               </w:rPr>
-              <w:t>114字</w:t>
+              <w:t>110字</w:t>
             </w:r>
           </w:p>
         </w:tc>
@@ -2311,7 +2349,7 @@
                 <w:color w:val="23301F"/>
                 <w:sz w:val="21"/>
               </w:rPr>
-              <w:t>筆者は、「Not at allやNo problemを使わないほうがいい」という助言に違和感を覚えたと述べている。そして、丁寧な言葉や敬語は大切だが、何よりも大切なのは、相手を思いやる誠実な気持ちを持っているかどうかだと主張している。</w:t>
+              <w:t>筆者は、「Not at allやNo problemを使わないほうがいい」という助言に違和感を覚えた。そして、丁寧な言葉や敬語は大切だが、何よりも大切なのは、相手を思いやる気持ち、誠実な気持ちを持っているかどうかだと気づいた。</w:t>
             </w:r>
           </w:p>
         </w:tc>

--- a/小論文添削（ショー）/添削結果/石川陽太/20261017_石川陽太_国士舘大学_文学部_R8_AO3_敬語と思いやり.docx
+++ b/小論文添削（ショー）/添削結果/石川陽太/20261017_石川陽太_国士舘大学_文学部_R8_AO3_敬語と思いやり.docx
@@ -283,7 +283,7 @@
                 <w:color w:val="23301F"/>
                 <w:sz w:val="20"/>
               </w:rPr>
-              <w:t>制限 600字以内　→　答案 332字（9割（540字）に届いていない）</w:t>
+              <w:t>制限 600字以内　→　答案 562字（規定の範囲内）</w:t>
             </w:r>
           </w:p>
         </w:tc>
@@ -332,7 +332,7 @@
           <w:color w:val="D9782D"/>
           <w:sz w:val="56"/>
         </w:rPr>
-        <w:t>54</w:t>
+        <w:t>65</w:t>
       </w:r>
       <w:r>
         <w:rPr>
@@ -480,7 +480,7 @@
                 <w:color w:val="D9782D"/>
                 <w:sz w:val="22"/>
               </w:rPr>
-              <w:t>13 / 20</w:t>
+              <w:t>15 / 20</w:t>
             </w:r>
           </w:p>
         </w:tc>
@@ -501,7 +501,7 @@
                 <w:color w:val="23301F"/>
                 <w:sz w:val="19"/>
               </w:rPr>
-              <w:t>設問の「筆者が何を感じ、何に気づいたか」に沿って書き出せている。立場も「一部賛成・一部反対」と分けて示せている。ただし筆者も「丁寧な言葉や敬語は大切」「初対面では注意が必要」と書いており、どこが筆者と違うのかがはっきりしない。</w:t>
+              <w:t>設問の「筆者が何を感じ、何に気づいたか」に沿って書き出し、「一部賛成・一部反対」と自分の考えを示せている。ただ筆者も敬語の大切さは認めており、どこが筆者と違うのかを一文ではっきりさせたい。</w:t>
             </w:r>
           </w:p>
         </w:tc>
@@ -546,7 +546,7 @@
                 <w:color w:val="D9782D"/>
                 <w:sz w:val="22"/>
               </w:rPr>
-              <w:t>12 / 20</w:t>
+              <w:t>14 / 20</w:t>
             </w:r>
           </w:p>
         </w:tc>
@@ -567,7 +567,7 @@
                 <w:color w:val="23301F"/>
                 <w:sz w:val="19"/>
               </w:rPr>
-              <w:t>要約→立場→理由の流れは良い。後半が切れているため結論は未確認。</w:t>
+              <w:t>要約→立場→理由・体験→結論の流れは良い。結論が立場の繰り返しで、「では自分はどう考えるのか（言葉遣いと気持ちは両方大切）」が示されていない。</w:t>
             </w:r>
           </w:p>
         </w:tc>
@@ -612,7 +612,7 @@
                 <w:color w:val="D9782D"/>
                 <w:sz w:val="22"/>
               </w:rPr>
-              <w:t>11 / 20</w:t>
+              <w:t>16 / 20</w:t>
             </w:r>
           </w:p>
         </w:tc>
@@ -633,7 +633,7 @@
                 <w:color w:val="23301F"/>
                 <w:sz w:val="19"/>
               </w:rPr>
-              <w:t>「初対面の相手に話しかける際」と具体的な場面に入ろうとしている点は良い（途中まで）。</w:t>
+              <w:t>初対面の相手にタメ口で話して仲良くなれなかった体験、先輩に敬語を使わず誠実に話して戸惑われた体験の二つが、主張を強く支えている。特に二つ目は「気持ちだけでは伝わらない」ことを示す良い例。</w:t>
             </w:r>
           </w:p>
         </w:tc>
@@ -678,7 +678,7 @@
                 <w:color w:val="D9782D"/>
                 <w:sz w:val="22"/>
               </w:rPr>
-              <w:t>9 / 20</w:t>
+              <w:t>11 / 20</w:t>
             </w:r>
           </w:p>
         </w:tc>
@@ -699,7 +699,7 @@
                 <w:color w:val="23301F"/>
                 <w:sz w:val="19"/>
               </w:rPr>
-              <w:t>言葉遣いは教育で必ず扱うテーマ。教員として子どもに何を伝えたいかへの言及がない。</w:t>
+              <w:t>「正しい敬語を身につけたい」という目標は書けている。教員として子どもに言葉の大切さを伝えたい、など教育学科につながる一言があるとさらに良い。</w:t>
             </w:r>
           </w:p>
         </w:tc>
@@ -765,7 +765,7 @@
                 <w:color w:val="23301F"/>
                 <w:sz w:val="19"/>
               </w:rPr>
-              <w:t>「違和感を覚えたことを感じた」は重複表現。「言葉使い」は「言葉遣い」。「敬語ができていれば」は「敬語が使えれば」。字数は332字（後半未確認）。</w:t>
+              <w:t>「相手は微妙な顔をされ」は受け身のねじれ。「そしたら」は話し言葉（2回）。「違和感を覚えたことを感じた」は重複。「言葉使い」は「言葉遣い」。字数は562字。</w:t>
             </w:r>
           </w:p>
         </w:tc>
@@ -805,7 +805,7 @@
           <w:color w:val="23301F"/>
           <w:sz w:val="21"/>
         </w:rPr>
-        <w:t>【前提】設問文と字数（600字）は大学公式の過去問で確認した。答案はページの途中で切れており、後半は未確認。書かれている部分だけで評価した（字数の評価は暫定）。筆者の主張に対して「敬語が大切な点は賛成、気持ちが何より大切な点は反対」と立場を分けて示した点は、よく考えている証拠で良い。ただし反対の理由が「人間として見られない」と言い過ぎになっている。「言葉を通してしか気持ちは伝わらない」のように理由を落ち着いた形で示し、表現の重複や誤字を直せば、説得力のある答案になる。</w:t>
+        <w:t>【前提】設問文と字数（600字）は大学公式の過去問で確認した。続きのページを含む全文で評価した。自分の二つの体験（初対面でのタメ口、先輩への話し方）を根拠に、「気持ちだけでは相手に伝わらない」と筆者に反論した点はとても説得力がある。特に、誠実な気持ちで話しても敬語がなければ先輩が戸惑ったという体験は、筆者の主張への反論として効いている。課題は、話し言葉（そしたら・微妙な顔をされ）が多いことと、結論で自分の考え（言葉遣いと気持ちは同じくらい大切）をはっきり示していないこと。この2点を直せば、大きく伸びる。</w:t>
       </w:r>
     </w:p>
     <w:p>
@@ -829,6 +829,30 @@
           <w:sz w:val="26"/>
         </w:rPr>
         <w:t>良かったところ</w:t>
+      </w:r>
+    </w:p>
+    <w:p>
+      <w:pPr>
+        <w:spacing w:after="40" w:before="0" w:line="300" w:lineRule="auto"/>
+        <w:ind w:left="227" w:hanging="227"/>
+      </w:pPr>
+      <w:r>
+        <w:rPr>
+          <w:rFonts w:ascii="游ゴシック" w:hAnsi="游ゴシック" w:eastAsia="游ゴシック"/>
+          <w:b/>
+          <w:color w:val="2C5F2D"/>
+          <w:sz w:val="21"/>
+        </w:rPr>
+        <w:t xml:space="preserve">✓ </w:t>
+      </w:r>
+      <w:r>
+        <w:rPr>
+          <w:rFonts w:ascii="游ゴシック" w:hAnsi="游ゴシック" w:eastAsia="游ゴシック"/>
+          <w:b w:val="0"/>
+          <w:color w:val="23301F"/>
+          <w:sz w:val="21"/>
+        </w:rPr>
+        <w:t>設問の「筆者が何を感じ、何に気づいたか」に沿った書き出しができている</w:t>
       </w:r>
     </w:p>
     <w:p>
@@ -876,7 +900,7 @@
           <w:color w:val="23301F"/>
           <w:sz w:val="21"/>
         </w:rPr>
-        <w:t>理由を「なぜなら」「また」と二つ挙げ、整理して書けている</w:t>
+        <w:t>初対面の相手・先輩という二つの体験で、主張をしっかり支えている</w:t>
       </w:r>
     </w:p>
     <w:p>
@@ -900,7 +924,7 @@
           <w:color w:val="23301F"/>
           <w:sz w:val="21"/>
         </w:rPr>
-        <w:t>初対面の場面という具体例に入ろうとしている</w:t>
+        <w:t>「正しい敬語を身につけたい」と、今後の目標で締めている</w:t>
       </w:r>
     </w:p>
     <w:p>
@@ -937,7 +961,7 @@
           <w:color w:val="17321A"/>
           <w:sz w:val="21"/>
         </w:rPr>
-        <w:t>1. 反対の理由を言い過ぎない形にする</w:t>
+        <w:t>1. 話し言葉を書き言葉にする</w:t>
       </w:r>
     </w:p>
     <w:p>
@@ -961,7 +985,7 @@
           <w:color w:val="5B6B54"/>
           <w:sz w:val="19"/>
         </w:rPr>
-        <w:t>「人間として見られない、おかしいと思われてしまうと思うからだ。」</w:t>
+        <w:t>「そしたら、相手は微妙な顔をされ、あまり仲良くなれなかったことがある。」</w:t>
       </w:r>
     </w:p>
     <w:p>
@@ -985,7 +1009,7 @@
           <w:color w:val="23301F"/>
           <w:sz w:val="21"/>
         </w:rPr>
-        <w:t>極端な表現は説得力を下げる。「相手は言葉を通してしか気持ちを受け取れないため、言葉遣いが乱れていると思いやりも伝わらない」のように、理由の筋道を示す。</w:t>
+        <w:t>「そしたら」は話し言葉。「相手は〜をされ」は受け身がねじれている。「すると、相手は戸惑った顔をし、あまり仲良くなれなかった」と直す。</w:t>
       </w:r>
     </w:p>
     <w:p>
@@ -1047,7 +1071,7 @@
           <w:color w:val="23301F"/>
           <w:sz w:val="21"/>
         </w:rPr>
-        <w:t>設問の「何を感じ、何に気づいたか」に合わせた書き出しは良い。ただ「覚えたことを感じた」は重複している。「筆者は、〜というメッセージに違和感を覚えた。そして、〜が何より大切だと気づいた」と、筆者を主語にして書く。</w:t>
+        <w:t>設問に合わせた書き出しは良い。ただ「覚えたことを感じた」は重複している。「筆者は、〜という助言に違和感を覚えた。そして、〜が何より大切だと気づいた」とする。</w:t>
       </w:r>
     </w:p>
     <w:p>
@@ -1061,7 +1085,7 @@
           <w:color w:val="17321A"/>
           <w:sz w:val="21"/>
         </w:rPr>
-        <w:t>3. 自分の立場を一文で言い切る</w:t>
+        <w:t>3. 結論で自分の考えを言い切る</w:t>
       </w:r>
     </w:p>
     <w:p>
@@ -1085,7 +1109,7 @@
           <w:color w:val="5B6B54"/>
           <w:sz w:val="19"/>
         </w:rPr>
-        <w:t>「しかし、何よりも大切なのは相手を思いやる気持ち、誠実な気持ちという部分には反対である。」</w:t>
+        <w:t>「しかし、何よりも大切なのは気持ちというところでは反対だ。」</w:t>
       </w:r>
     </w:p>
     <w:p>
@@ -1109,7 +1133,7 @@
           <w:color w:val="23301F"/>
           <w:sz w:val="21"/>
         </w:rPr>
-        <w:t>反対したうえで自分はどう考えるのかを書く。例：「言葉遣いと気持ちは同じくらい大切だと考える」。</w:t>
+        <w:t>結論が立場の繰り返しになっている。「言葉遣いは思いやりを相手に届けるための手段であり、気持ちと同じくらい大切だ」と、自分の考えを一文で示してから目標につなげる。</w:t>
       </w:r>
     </w:p>
     <w:p>
@@ -1123,7 +1147,31 @@
           <w:color w:val="17321A"/>
           <w:sz w:val="21"/>
         </w:rPr>
-        <w:t>4. 筆者との違いをはっきりさせる</w:t>
+        <w:t>4. 反対の理由を言い過ぎない形にする</w:t>
+      </w:r>
+    </w:p>
+    <w:p>
+      <w:pPr>
+        <w:spacing w:after="20" w:before="0" w:line="300" w:lineRule="auto"/>
+        <w:ind w:left="283"/>
+      </w:pPr>
+      <w:r>
+        <w:rPr>
+          <w:rFonts w:ascii="游ゴシック" w:hAnsi="游ゴシック" w:eastAsia="游ゴシック"/>
+          <w:b/>
+          <w:color w:val="5B6B54"/>
+          <w:sz w:val="19"/>
+        </w:rPr>
+        <w:t>答案：</w:t>
+      </w:r>
+      <w:r>
+        <w:rPr>
+          <w:rFonts w:ascii="游明朝" w:hAnsi="游明朝" w:eastAsia="游明朝"/>
+          <w:b w:val="0"/>
+          <w:color w:val="5B6B54"/>
+          <w:sz w:val="19"/>
+        </w:rPr>
+        <w:t>「人間として見られない、おかしいと思われてしまうと思うからだ。」</w:t>
       </w:r>
     </w:p>
     <w:p>
@@ -1147,7 +1195,7 @@
           <w:color w:val="23301F"/>
           <w:sz w:val="21"/>
         </w:rPr>
-        <w:t>筆者も敬語の大切さや初対面での注意は認めている。あなたが反対しているのは「気持ちが何よりも大切」という順位づけの部分であることを、「言葉遣いと気持ちは同じくらい大切だ」のように一文で明確にする。</w:t>
+        <w:t>極端な表現は説得力を下げる。「相手は言葉を通してしか気持ちを受け取れない」と理由の筋道を示せば、あとの二つの体験がその証拠として生きる。</w:t>
       </w:r>
     </w:p>
     <w:p>
@@ -1161,7 +1209,7 @@
           <w:color w:val="17321A"/>
           <w:sz w:val="21"/>
         </w:rPr>
-        <w:t>5. 教員としての視点で締める</w:t>
+        <w:t>5. 教員としての視点を一言加える</w:t>
       </w:r>
     </w:p>
     <w:p>
@@ -1185,7 +1233,7 @@
           <w:color w:val="23301F"/>
           <w:sz w:val="21"/>
         </w:rPr>
-        <w:t>結論で、子どもたちに言葉と気持ちの両方の大切さを伝えたい、など教育学科での学びにつなげる。</w:t>
+        <w:t>結論の最後に「教員になったら、子どもたちに言葉と気持ちの両方の大切さを伝えたい」と加えると、教育学科の志望理由につながる。</w:t>
       </w:r>
     </w:p>
     <w:p>
@@ -1208,7 +1256,7 @@
           <w:color w:val="2C5F2D"/>
           <w:sz w:val="26"/>
         </w:rPr>
-        <w:t>あなたの答案（332字）</w:t>
+        <w:t>あなたの答案（562字）</w:t>
       </w:r>
     </w:p>
     <w:tbl>
@@ -1256,7 +1304,7 @@
                 <w:color w:val="2C5F2D"/>
                 <w:sz w:val="19"/>
               </w:rPr>
-              <w:t>第1段落</w:t>
+              <w:t>序論</w:t>
             </w:r>
           </w:p>
           <w:p>
@@ -1316,7 +1364,7 @@
                 <w:color w:val="2C5F2D"/>
                 <w:sz w:val="19"/>
               </w:rPr>
-              <w:t>第2段落</w:t>
+              <w:t>主張</w:t>
             </w:r>
           </w:p>
           <w:p>
@@ -1376,7 +1424,7 @@
                 <w:color w:val="2C5F2D"/>
                 <w:sz w:val="19"/>
               </w:rPr>
-              <w:t>第3段落</w:t>
+              <w:t>本論</w:t>
             </w:r>
           </w:p>
           <w:p>
@@ -1390,7 +1438,7 @@
                 <w:color w:val="2C5F2D"/>
                 <w:sz w:val="19"/>
               </w:rPr>
-              <w:t>146字</w:t>
+              <w:t>251字</w:t>
             </w:r>
           </w:p>
         </w:tc>
@@ -1411,7 +1459,67 @@
                 <w:color w:val="23301F"/>
                 <w:sz w:val="21"/>
               </w:rPr>
-              <w:t>なぜなら、そのような気持ちがあってもきちんとした言葉使いができていないと、人間として見られない、おかしいと思われてしまうと思うからだ。また、丁寧な言葉や敬語ができていれば、最低限度さまざまな人達と関わることができると思うからである。私は、初対面の相手に話しかける際にいきなり〔以下、続きなし〕</w:t>
+              <w:t>なぜなら、そのような気持ちがあってもきちんとした言葉使いができていないと、人間として見られない、おかしいと思われてしまうと思うからだ。また、丁寧な言葉や敬語ができていれば、最低限度さまざまな人達と関わることができると思うからである。私は、初対面の相手に話しかける際にいきなりタメ口で話しかけたことがある。そしたら、相手は微妙な顔をされ、あまり仲良くなれなかったことがある。その他に、先輩と会話する機会であまり敬語は気にせずに、誠実な気持ちを持って話した。そしたら、先輩はとまどっているような顔を見せた。</w:t>
+            </w:r>
+          </w:p>
+        </w:tc>
+      </w:tr>
+      <w:tr>
+        <w:tc>
+          <w:tcPr>
+            <w:tcW w:type="dxa" w:w="1361"/>
+            <w:shd w:val="clear" w:color="auto" w:fill="F6F8F3"/>
+            <w:vAlign w:val="center"/>
+          </w:tcPr>
+          <w:p>
+            <w:pPr>
+              <w:spacing w:after="0" w:line="288" w:lineRule="auto"/>
+              <w:jc w:val="center"/>
+            </w:pPr>
+            <w:r/>
+            <w:r>
+              <w:rPr>
+                <w:rFonts w:ascii="游ゴシック" w:hAnsi="游ゴシック" w:eastAsia="游ゴシック"/>
+                <w:b/>
+                <w:color w:val="2C5F2D"/>
+                <w:sz w:val="19"/>
+              </w:rPr>
+              <w:t>結論</w:t>
+            </w:r>
+          </w:p>
+          <w:p>
+            <w:pPr>
+              <w:spacing w:after="0" w:line="288" w:lineRule="auto"/>
+            </w:pPr>
+            <w:r>
+              <w:rPr>
+                <w:rFonts w:ascii="游ゴシック" w:hAnsi="游ゴシック" w:eastAsia="游ゴシック"/>
+                <w:b/>
+                <w:color w:val="2C5F2D"/>
+                <w:sz w:val="19"/>
+              </w:rPr>
+              <w:t>125字</w:t>
+            </w:r>
+          </w:p>
+        </w:tc>
+        <w:tc>
+          <w:tcPr>
+            <w:tcW w:type="dxa" w:w="8277"/>
+            <w:vAlign w:val="center"/>
+          </w:tcPr>
+          <w:p>
+            <w:pPr>
+              <w:spacing w:after="0" w:line="288" w:lineRule="auto"/>
+            </w:pPr>
+            <w:r/>
+            <w:r>
+              <w:rPr>
+                <w:rFonts w:ascii="游明朝" w:hAnsi="游明朝" w:eastAsia="游明朝"/>
+                <w:b w:val="0"/>
+                <w:color w:val="23301F"/>
+                <w:sz w:val="21"/>
+              </w:rPr>
+              <w:t>私は、筆者の丁寧な言葉や敬語を大切にすることには賛成だ。しかし、何よりも大切なのは気持ちというところでは反対だ。これから私は、高度かつ正しい敬語を身につけたい。そして、身につけたものを初対面の相手や先輩や先生と話す際には、気をつけるように心がけたい。</w:t>
             </w:r>
           </w:p>
         </w:tc>
@@ -1575,7 +1683,7 @@
                 <w:color w:val="2C5F2D"/>
                 <w:sz w:val="19"/>
               </w:rPr>
-              <w:t>（筆者は〜というメッセージに）違和感を覚えた。</w:t>
+              <w:t>（筆者は〜という助言に）違和感を覚えた。</w:t>
             </w:r>
           </w:p>
         </w:tc>
@@ -1597,71 +1705,6 @@
                 <w:sz w:val="18"/>
               </w:rPr>
               <w:t>「覚えた」と「感じた」の重複。筆者を主語にする</w:t>
-            </w:r>
-          </w:p>
-        </w:tc>
-      </w:tr>
-      <w:tr>
-        <w:tc>
-          <w:tcPr>
-            <w:tcW w:type="dxa" w:w="3402"/>
-            <w:vAlign w:val="center"/>
-          </w:tcPr>
-          <w:p>
-            <w:pPr>
-              <w:spacing w:after="0" w:line="288" w:lineRule="auto"/>
-            </w:pPr>
-            <w:r/>
-            <w:r>
-              <w:rPr>
-                <w:rFonts w:ascii="游明朝" w:hAnsi="游明朝" w:eastAsia="游明朝"/>
-                <w:b w:val="0"/>
-                <w:color w:val="23301F"/>
-                <w:sz w:val="19"/>
-              </w:rPr>
-              <w:t>持っているかどうかに気づいた。</w:t>
-            </w:r>
-          </w:p>
-        </w:tc>
-        <w:tc>
-          <w:tcPr>
-            <w:tcW w:type="dxa" w:w="3402"/>
-            <w:vAlign w:val="center"/>
-          </w:tcPr>
-          <w:p>
-            <w:pPr>
-              <w:spacing w:after="0" w:line="288" w:lineRule="auto"/>
-            </w:pPr>
-            <w:r/>
-            <w:r>
-              <w:rPr>
-                <w:rFonts w:ascii="游明朝" w:hAnsi="游明朝" w:eastAsia="游明朝"/>
-                <w:b/>
-                <w:color w:val="2C5F2D"/>
-                <w:sz w:val="19"/>
-              </w:rPr>
-              <w:t>持っているかどうかだと気づいた。</w:t>
-            </w:r>
-          </w:p>
-        </w:tc>
-        <w:tc>
-          <w:tcPr>
-            <w:tcW w:type="dxa" w:w="2835"/>
-            <w:vAlign w:val="center"/>
-          </w:tcPr>
-          <w:p>
-            <w:pPr>
-              <w:spacing w:after="0" w:line="288" w:lineRule="auto"/>
-            </w:pPr>
-            <w:r/>
-            <w:r>
-              <w:rPr>
-                <w:rFonts w:ascii="游ゴシック" w:hAnsi="游ゴシック" w:eastAsia="游ゴシック"/>
-                <w:b w:val="0"/>
-                <w:color w:val="23301F"/>
-                <w:sz w:val="18"/>
-              </w:rPr>
-              <w:t>「〜かどうかに気づいた」より、気づいた内容をはっきり示す</w:t>
             </w:r>
           </w:p>
         </w:tc>
@@ -1749,7 +1792,7 @@
                 <w:color w:val="23301F"/>
                 <w:sz w:val="19"/>
               </w:rPr>
-              <w:t>人間として見られない、おかしいと思われてしまうと思うからだ。</w:t>
+              <w:t>いきなりタメ口で話しかけたことがある。</w:t>
             </w:r>
           </w:p>
         </w:tc>
@@ -1770,7 +1813,7 @@
                 <w:color w:val="2C5F2D"/>
                 <w:sz w:val="19"/>
               </w:rPr>
-              <w:t>失礼な人だと受け取られてしまうからである。</w:t>
+              <w:t>いきなりくだけた言葉で話しかけたことがある。</w:t>
             </w:r>
           </w:p>
         </w:tc>
@@ -1791,7 +1834,7 @@
                 <w:color w:val="23301F"/>
                 <w:sz w:val="18"/>
               </w:rPr>
-              <w:t>極端な表現と「思う」の重なりを避ける</w:t>
+              <w:t>「タメ口」は話し言葉</w:t>
             </w:r>
           </w:p>
         </w:tc>
@@ -1814,7 +1857,7 @@
                 <w:color w:val="23301F"/>
                 <w:sz w:val="19"/>
               </w:rPr>
-              <w:t>丁寧な言葉や敬語ができていれば</w:t>
+              <w:t>そしたら、相手は微妙な顔をされ、</w:t>
             </w:r>
           </w:p>
         </w:tc>
@@ -1835,7 +1878,7 @@
                 <w:color w:val="2C5F2D"/>
                 <w:sz w:val="19"/>
               </w:rPr>
-              <w:t>丁寧な言葉や敬語が使えれば</w:t>
+              <w:t>すると、相手は戸惑った顔をし、</w:t>
             </w:r>
           </w:p>
         </w:tc>
@@ -1856,7 +1899,7 @@
                 <w:color w:val="23301F"/>
                 <w:sz w:val="18"/>
               </w:rPr>
-              <w:t>「敬語ができる」は不自然</w:t>
+              <w:t>「そしたら」は話し言葉。受け身のねじれ</w:t>
             </w:r>
           </w:p>
         </w:tc>
@@ -1879,7 +1922,7 @@
                 <w:color w:val="23301F"/>
                 <w:sz w:val="19"/>
               </w:rPr>
-              <w:t>最低限度さまざまな人達と</w:t>
+              <w:t>あまり仲良くなれなかったことがある。</w:t>
             </w:r>
           </w:p>
         </w:tc>
@@ -1900,7 +1943,7 @@
                 <w:color w:val="2C5F2D"/>
                 <w:sz w:val="19"/>
               </w:rPr>
-              <w:t>さまざまな人と最低限の信頼関係を築き</w:t>
+              <w:t>あまり仲良くなれなかった。</w:t>
             </w:r>
           </w:p>
         </w:tc>
@@ -1921,7 +1964,137 @@
                 <w:color w:val="23301F"/>
                 <w:sz w:val="18"/>
               </w:rPr>
-              <w:t>語順と言葉の選び方</w:t>
+              <w:t>前の文も「〜ことがある」で終わっており重複</w:t>
+            </w:r>
+          </w:p>
+        </w:tc>
+      </w:tr>
+      <w:tr>
+        <w:tc>
+          <w:tcPr>
+            <w:tcW w:type="dxa" w:w="3402"/>
+            <w:vAlign w:val="center"/>
+          </w:tcPr>
+          <w:p>
+            <w:pPr>
+              <w:spacing w:after="0" w:line="288" w:lineRule="auto"/>
+            </w:pPr>
+            <w:r/>
+            <w:r>
+              <w:rPr>
+                <w:rFonts w:ascii="游明朝" w:hAnsi="游明朝" w:eastAsia="游明朝"/>
+                <w:b w:val="0"/>
+                <w:color w:val="23301F"/>
+                <w:sz w:val="19"/>
+              </w:rPr>
+              <w:t>先輩と会話する機会であまり敬語は気にせずに</w:t>
+            </w:r>
+          </w:p>
+        </w:tc>
+        <w:tc>
+          <w:tcPr>
+            <w:tcW w:type="dxa" w:w="3402"/>
+            <w:vAlign w:val="center"/>
+          </w:tcPr>
+          <w:p>
+            <w:pPr>
+              <w:spacing w:after="0" w:line="288" w:lineRule="auto"/>
+            </w:pPr>
+            <w:r/>
+            <w:r>
+              <w:rPr>
+                <w:rFonts w:ascii="游明朝" w:hAnsi="游明朝" w:eastAsia="游明朝"/>
+                <w:b/>
+                <w:color w:val="2C5F2D"/>
+                <w:sz w:val="19"/>
+              </w:rPr>
+              <w:t>先輩と話すときに、敬語を気にせず</w:t>
+            </w:r>
+          </w:p>
+        </w:tc>
+        <w:tc>
+          <w:tcPr>
+            <w:tcW w:type="dxa" w:w="2835"/>
+            <w:vAlign w:val="center"/>
+          </w:tcPr>
+          <w:p>
+            <w:pPr>
+              <w:spacing w:after="0" w:line="288" w:lineRule="auto"/>
+            </w:pPr>
+            <w:r/>
+            <w:r>
+              <w:rPr>
+                <w:rFonts w:ascii="游ゴシック" w:hAnsi="游ゴシック" w:eastAsia="游ゴシック"/>
+                <w:b w:val="0"/>
+                <w:color w:val="23301F"/>
+                <w:sz w:val="18"/>
+              </w:rPr>
+              <w:t>助詞と言葉の選び方</w:t>
+            </w:r>
+          </w:p>
+        </w:tc>
+      </w:tr>
+      <w:tr>
+        <w:tc>
+          <w:tcPr>
+            <w:tcW w:type="dxa" w:w="3402"/>
+            <w:vAlign w:val="center"/>
+          </w:tcPr>
+          <w:p>
+            <w:pPr>
+              <w:spacing w:after="0" w:line="288" w:lineRule="auto"/>
+            </w:pPr>
+            <w:r/>
+            <w:r>
+              <w:rPr>
+                <w:rFonts w:ascii="游明朝" w:hAnsi="游明朝" w:eastAsia="游明朝"/>
+                <w:b w:val="0"/>
+                <w:color w:val="23301F"/>
+                <w:sz w:val="19"/>
+              </w:rPr>
+              <w:t>初対面の相手や先輩や先生と話す際には、気をつけるように心がけたい。</w:t>
+            </w:r>
+          </w:p>
+        </w:tc>
+        <w:tc>
+          <w:tcPr>
+            <w:tcW w:type="dxa" w:w="3402"/>
+            <w:vAlign w:val="center"/>
+          </w:tcPr>
+          <w:p>
+            <w:pPr>
+              <w:spacing w:after="0" w:line="288" w:lineRule="auto"/>
+            </w:pPr>
+            <w:r/>
+            <w:r>
+              <w:rPr>
+                <w:rFonts w:ascii="游明朝" w:hAnsi="游明朝" w:eastAsia="游明朝"/>
+                <w:b/>
+                <w:color w:val="2C5F2D"/>
+                <w:sz w:val="19"/>
+              </w:rPr>
+              <w:t>初対面の人や先輩、先生と話すときに生かしたい。</w:t>
+            </w:r>
+          </w:p>
+        </w:tc>
+        <w:tc>
+          <w:tcPr>
+            <w:tcW w:type="dxa" w:w="2835"/>
+            <w:vAlign w:val="center"/>
+          </w:tcPr>
+          <w:p>
+            <w:pPr>
+              <w:spacing w:after="0" w:line="288" w:lineRule="auto"/>
+            </w:pPr>
+            <w:r/>
+            <w:r>
+              <w:rPr>
+                <w:rFonts w:ascii="游ゴシック" w:hAnsi="游ゴシック" w:eastAsia="游ゴシック"/>
+                <w:b w:val="0"/>
+                <w:color w:val="23301F"/>
+                <w:sz w:val="18"/>
+              </w:rPr>
+              <w:t>「や」の重ねすぎ。「気をつけるように心がけたい」は重複</w:t>
             </w:r>
           </w:p>
         </w:tc>
@@ -2054,7 +2227,7 @@
                 <w:color w:val="23301F"/>
                 <w:sz w:val="19"/>
               </w:rPr>
-              <w:t>【第1段落】要約：Not at all 等の助言に違和感／気持ちが何より大切</w:t>
+              <w:t>【序論】要約：Not at all 等の助言に違和感／気持ちが何より大切と気づいた</w:t>
             </w:r>
           </w:p>
         </w:tc>
@@ -2076,7 +2249,7 @@
                 <w:color w:val="23301F"/>
                 <w:sz w:val="19"/>
               </w:rPr>
-              <w:t>【序論】要約：助言への違和感 → 気持ちが何より大切（筆者の主張）</w:t>
+              <w:t>【序論】筆者は助言に違和感 → 誠実な気持ちが何より大切と気づいた</w:t>
             </w:r>
           </w:p>
         </w:tc>
@@ -2099,7 +2272,7 @@
                 <w:color w:val="23301F"/>
                 <w:sz w:val="19"/>
               </w:rPr>
-              <w:t>【第2段落】立場：敬語が大切 → 賛成／気持ちが何より → 反対</w:t>
+              <w:t>【主張】敬語は大切 → 賛成／気持ちが何より → 反対</w:t>
             </w:r>
           </w:p>
         </w:tc>
@@ -2121,7 +2294,7 @@
                 <w:color w:val="23301F"/>
                 <w:sz w:val="19"/>
               </w:rPr>
-              <w:t>【主張】敬語は賛成／気持ちが何よりは反対 → 言葉遣いと気持ちは同じくらい大切</w:t>
+              <w:t>【主張】敬語は賛成／気持ちが何よりは反対 → 言葉遣いと気持ちは同じくらい大切（気持ちは言葉を通してしか伝わらない）</w:t>
             </w:r>
           </w:p>
         </w:tc>
@@ -2144,7 +2317,7 @@
                 <w:color w:val="23301F"/>
                 <w:sz w:val="19"/>
               </w:rPr>
-              <w:t>【第3段落】理由①：言葉遣いが悪いと人間として見られない／理由②：敬語で人と関われる／例：初対面（途中で終わり）</w:t>
+              <w:t>【本論】理由：言葉遣いが悪いと人間として見られない・敬語で人と関われる／体験：初対面にタメ口、先輩に敬語なしで戸惑われた</w:t>
             </w:r>
           </w:p>
         </w:tc>
@@ -2166,7 +2339,7 @@
                 <w:color w:val="23301F"/>
                 <w:sz w:val="19"/>
               </w:rPr>
-              <w:t>【本論①】理由：気持ちは言葉を通してしか伝わらない／敬語で初対面でも信頼を築ける</w:t>
+              <w:t>【本論】体験二つ：初対面にくだけた言葉／先輩に敬語なし → 気持ちが伝わらなかった</w:t>
             </w:r>
           </w:p>
         </w:tc>
@@ -2175,8 +2348,23 @@
         <w:tc>
           <w:tcPr>
             <w:tcW w:type="dxa" w:w="4819"/>
+            <w:vAlign w:val="center"/>
           </w:tcPr>
-          <w:p/>
+          <w:p>
+            <w:pPr>
+              <w:spacing w:after="0" w:line="288" w:lineRule="auto"/>
+            </w:pPr>
+            <w:r/>
+            <w:r>
+              <w:rPr>
+                <w:rFonts w:ascii="游ゴシック" w:hAnsi="游ゴシック" w:eastAsia="游ゴシック"/>
+                <w:b w:val="0"/>
+                <w:color w:val="23301F"/>
+                <w:sz w:val="19"/>
+              </w:rPr>
+              <w:t>【結論】立場の繰り返し → 正しい敬語を身につけたい</w:t>
+            </w:r>
+          </w:p>
         </w:tc>
         <w:tc>
           <w:tcPr>
@@ -2196,37 +2384,7 @@
                 <w:color w:val="23301F"/>
                 <w:sz w:val="19"/>
               </w:rPr>
-              <w:t>【本論②】例：初対面にくだけた言葉 → 悪気がなくても相手は身構える</w:t>
-            </w:r>
-          </w:p>
-        </w:tc>
-      </w:tr>
-      <w:tr>
-        <w:tc>
-          <w:tcPr>
-            <w:tcW w:type="dxa" w:w="4819"/>
-          </w:tcPr>
-          <w:p/>
-        </w:tc>
-        <w:tc>
-          <w:tcPr>
-            <w:tcW w:type="dxa" w:w="4819"/>
-            <w:shd w:val="clear" w:color="auto" w:fill="FCEFE3"/>
-            <w:vAlign w:val="center"/>
-          </w:tcPr>
-          <w:p>
-            <w:pPr>
-              <w:spacing w:after="0" w:line="288" w:lineRule="auto"/>
-            </w:pPr>
-            <w:r/>
-            <w:r>
-              <w:rPr>
-                <w:rFonts w:ascii="游ゴシック" w:hAnsi="游ゴシック" w:eastAsia="游ゴシック"/>
-                <w:b w:val="0"/>
-                <w:color w:val="23301F"/>
-                <w:sz w:val="19"/>
-              </w:rPr>
-              <w:t>【結論】言葉遣いは思いやりを届ける手段 → 子どもに言葉と気持ちの両方を伝えられる教員に</w:t>
+              <w:t>【結論】言葉遣いは思いやりを届ける手段 → 正しい敬語を身につけ、子どもにも伝えたい</w:t>
             </w:r>
           </w:p>
         </w:tc>
@@ -2252,7 +2410,7 @@
           <w:color w:val="2C5F2D"/>
           <w:sz w:val="26"/>
         </w:rPr>
-        <w:t>書き直し例（543字）</w:t>
+        <w:t>書き直し例（551字）</w:t>
       </w:r>
     </w:p>
     <w:p>
@@ -2388,7 +2546,7 @@
                 <w:color w:val="2C5F2D"/>
                 <w:sz w:val="19"/>
               </w:rPr>
-              <w:t>76字</w:t>
+              <w:t>108字</w:t>
             </w:r>
           </w:p>
         </w:tc>
@@ -2409,7 +2567,7 @@
                 <w:color w:val="23301F"/>
                 <w:sz w:val="21"/>
               </w:rPr>
-              <w:t>私は、丁寧な言葉や敬語が大切だという点には賛成である。しかし、気持ちが何よりも大切だという点には反対であり、言葉遣いと気持ちは同じくらい大切だと考える。</w:t>
+              <w:t>私は、丁寧な言葉や敬語が大切だという点には賛成である。しかし、気持ちが何よりも大切だという点には反対であり、言葉遣いと気持ちは同じくらい大切だと考える。相手は言葉を通してしか、こちらの気持ちを受け取れないからである。</w:t>
             </w:r>
           </w:p>
         </w:tc>
@@ -2434,7 +2592,7 @@
                 <w:color w:val="2C5F2D"/>
                 <w:sz w:val="19"/>
               </w:rPr>
-              <w:t>本論①</w:t>
+              <w:t>本論</w:t>
             </w:r>
           </w:p>
           <w:p>
@@ -2448,7 +2606,7 @@
                 <w:color w:val="2C5F2D"/>
                 <w:sz w:val="19"/>
               </w:rPr>
-              <w:t>141字</w:t>
+              <w:t>218字</w:t>
             </w:r>
           </w:p>
         </w:tc>
@@ -2469,67 +2627,7 @@
                 <w:color w:val="23301F"/>
                 <w:sz w:val="21"/>
               </w:rPr>
-              <w:t>なぜなら、相手は心の中を直接見ることができず、言葉を通してしか気持ちを受け取れないからである。どれほど相手を思いやっていても、言葉遣いが乱暴であれば、失礼な人だと受け取られてしまう。また、丁寧な言葉や敬語を使えれば、初対面の人や立場の違う人とも、最低限の信頼関係を築くことができる。</w:t>
-            </w:r>
-          </w:p>
-        </w:tc>
-      </w:tr>
-      <w:tr>
-        <w:tc>
-          <w:tcPr>
-            <w:tcW w:type="dxa" w:w="1361"/>
-            <w:shd w:val="clear" w:color="auto" w:fill="FCEFE3"/>
-            <w:vAlign w:val="center"/>
-          </w:tcPr>
-          <w:p>
-            <w:pPr>
-              <w:spacing w:after="0" w:line="288" w:lineRule="auto"/>
-              <w:jc w:val="center"/>
-            </w:pPr>
-            <w:r/>
-            <w:r>
-              <w:rPr>
-                <w:rFonts w:ascii="游ゴシック" w:hAnsi="游ゴシック" w:eastAsia="游ゴシック"/>
-                <w:b/>
-                <w:color w:val="2C5F2D"/>
-                <w:sz w:val="19"/>
-              </w:rPr>
-              <w:t>本論②</w:t>
-            </w:r>
-          </w:p>
-          <w:p>
-            <w:pPr>
-              <w:spacing w:after="0" w:line="288" w:lineRule="auto"/>
-            </w:pPr>
-            <w:r>
-              <w:rPr>
-                <w:rFonts w:ascii="游ゴシック" w:hAnsi="游ゴシック" w:eastAsia="游ゴシック"/>
-                <w:b/>
-                <w:color w:val="2C5F2D"/>
-                <w:sz w:val="19"/>
-              </w:rPr>
-              <w:t>123字</w:t>
-            </w:r>
-          </w:p>
-        </w:tc>
-        <w:tc>
-          <w:tcPr>
-            <w:tcW w:type="dxa" w:w="8277"/>
-            <w:vAlign w:val="center"/>
-          </w:tcPr>
-          <w:p>
-            <w:pPr>
-              <w:spacing w:after="0" w:line="288" w:lineRule="auto"/>
-            </w:pPr>
-            <w:r/>
-            <w:r>
-              <w:rPr>
-                <w:rFonts w:ascii="游明朝" w:hAnsi="游明朝" w:eastAsia="游明朝"/>
-                <w:b w:val="0"/>
-                <w:color w:val="23301F"/>
-                <w:sz w:val="21"/>
-              </w:rPr>
-              <w:t>例えば、初対面の相手にいきなりくだけた言葉で話しかければ、こちらに悪気がなくても相手は身構えてしまう。気持ちを正しく伝えるためにこそ、ふさわしい言葉を選ぶ必要がある。丁寧な言葉は、相手を大切にしているという気持ちそのものを形にしたものだと言える。</w:t>
+              <w:t>私には二つの経験がある。一つは、初対面の相手にいきなりくだけた言葉で話しかけたところ、相手が戸惑った顔をし、あまり仲良くなれなかったことである。もう一つは、先輩と話すときに、敬語は気にせず誠実な気持ちで話したところ、先輩が戸惑ったような表情を見せたことである。どちらも、気持ちはあっても言葉遣いのせいで、それが相手に伝わらなかったのだと思う。関係が深まれば、くだけた言葉でも気持ちは伝わるようになるが、それは信頼が築かれた後の話である。</w:t>
             </w:r>
           </w:p>
         </w:tc>
@@ -2568,7 +2666,7 @@
                 <w:color w:val="2C5F2D"/>
                 <w:sz w:val="19"/>
               </w:rPr>
-              <w:t>93字</w:t>
+              <w:t>115字</w:t>
             </w:r>
           </w:p>
         </w:tc>
@@ -2589,7 +2687,7 @@
                 <w:color w:val="23301F"/>
                 <w:sz w:val="21"/>
               </w:rPr>
-              <w:t>以上より、言葉遣いは思いやりを相手に届けるための手段であり、気持ちと切り離すことはできない。私は教育学科で学び、子どもたちに言葉と気持ちの両方を大切にすることを伝えられる教員になりたい。</w:t>
+              <w:t>以上より、言葉遣いは思いやりを相手に届けるための手段であり、気持ちと切り離すことはできない。私は正しい敬語を身につけ、初対面の人や先輩、先生と話すときに生かしたい。教員になったら、子どもたちに言葉と気持ちの両方の大切さを伝えたい。</w:t>
             </w:r>
           </w:p>
         </w:tc>
@@ -2677,7 +2775,7 @@
           <w:color w:val="23301F"/>
           <w:sz w:val="21"/>
         </w:rPr>
-        <w:t>言葉遣いと思いやりは、学校教育で日々扱うテーマである。教員の立場からこの問題をどう考えるかを結論で示すと、教育学科で学ぶ意欲と適性が伝わる。</w:t>
+        <w:t>言葉遣いと思いやりは、学校教育で日々扱うテーマである。自分の体験から学んだことを、教員として子どもたちに伝えたいと結べば、教育学科で学ぶ意欲と適性が伝わる。</w:t>
       </w:r>
     </w:p>
     <w:p>
@@ -2737,7 +2835,7 @@
           <w:color w:val="23301F"/>
           <w:sz w:val="21"/>
         </w:rPr>
-        <w:t>要約は「筆者は〜と述べている」の形で、筆者を主語にして書く</w:t>
+        <w:t>「そしたら」「タメ口」「微妙な」などの話し言葉を、書き終えたあとに探して直す</w:t>
       </w:r>
     </w:p>
     <w:p>
@@ -2760,7 +2858,7 @@
           <w:color w:val="23301F"/>
           <w:sz w:val="21"/>
         </w:rPr>
-        <w:t>反対意見を書くときは、極端な言い方を避けて理由の筋道を示す</w:t>
+        <w:t>結論では立場を繰り返すだけでなく、「だから自分はこう考える」を一文で言い切る</w:t>
       </w:r>
     </w:p>
     <w:p>
@@ -2783,7 +2881,7 @@
           <w:color w:val="23301F"/>
           <w:sz w:val="21"/>
         </w:rPr>
-        <w:t>書き終えたら、同じ意味の言葉が重なっていないか（覚えた・感じた など）見直す</w:t>
+        <w:t>受け身の文（〜をされ）は、主語と合っているか確かめる</w:t>
       </w:r>
     </w:p>
     <w:sectPr>
